--- a/templates/vlastiti/ugovor-o-zajmu-konvertibilni.docx
+++ b/templates/vlastiti/ugovor-o-zajmu-konvertibilni.docx
@@ -5,87 +5,83 @@
     <w:p>
       <w:pPr>
         <w:jc w:val="center"/>
+        <w:spacing w:before="0" w:after="360"/>
+      </w:pPr>
+      <w:r>
+        <w:rPr>
+          <w:b/>
+          <w:sz w:val="28"/>
+        </w:rPr>
+        <w:t xml:space="preserve">UGOVOR O ZAJMU S PRAVOM KONVERZIJE U POSLOVNI UDIO</w:t>
+      </w:r>
+    </w:p>
+    <w:p>
+      <w:pPr>
+        <w:jc w:val="both"/>
+        <w:spacing w:before="0" w:after="200"/>
+      </w:pPr>
+      <w:r>
+        <w:t xml:space="preserve">sklopljen u {mjesto_sklapanja}, dana {datum_sklapanja} godine, između:</w:t>
+      </w:r>
+    </w:p>
+    <w:p>
+      <w:pPr>
+        <w:jc w:val="both"/>
+        <w:spacing w:before="0" w:after="120"/>
+      </w:pPr>
+      <w:r>
+        <w:t xml:space="preserve">1. {signer1_organization}, sa sjedištem u {signer1_address}, OIB: {signer1_organization_oib}, upisano u sudski registar pod MBS: {signer1_mbs}, koje zastupa {signer1_full_name} (u daljnjem tekstu: </w:t>
+      </w:r>
+      <w:r>
+        <w:rPr>
+          <w:b/>
+        </w:rPr>
+        <w:t xml:space="preserve">Zajmodavac</w:t>
+      </w:r>
+      <w:r>
+        <w:t xml:space="preserve">), i</w:t>
+      </w:r>
+    </w:p>
+    <w:p>
+      <w:pPr>
+        <w:jc w:val="both"/>
+        <w:spacing w:before="0" w:after="120"/>
+      </w:pPr>
+      <w:r>
+        <w:t xml:space="preserve">2. {signer2_organization}, sa sjedištem u {signer2_address}, OIB: {signer2_organization_oib}, upisano u sudski registar pod MBS: {signer2_mbs}, koje zastupa {signer2_full_name} (u daljnjem tekstu: </w:t>
+      </w:r>
+      <w:r>
+        <w:rPr>
+          <w:b/>
+        </w:rPr>
+        <w:t xml:space="preserve">Zajmoprimac</w:t>
+      </w:r>
+      <w:r>
+        <w:t xml:space="preserve">), te</w:t>
+      </w:r>
+    </w:p>
+    <w:p>
+      <w:pPr>
+        <w:jc w:val="both"/>
+        <w:spacing w:before="0" w:after="120"/>
+      </w:pPr>
+      <w:r>
+        <w:t xml:space="preserve">3. {signer3_full_name}, OIB: {signer3_oib}, iz {signer3_address}, koji je član Zajmoprimca s poslovnim udjelom od {signer3_udio_postotak}% temeljnog kapitala (u daljnjem tekstu: </w:t>
+      </w:r>
+      <w:r>
+        <w:rPr>
+          <w:b/>
+        </w:rPr>
+        <w:t xml:space="preserve">Član</w:t>
+      </w:r>
+      <w:r>
+        <w:t xml:space="preserve">), koji ovaj Ugovor sklapa isključivo radi preuzimanja obveza iz članaka 8. i 10. ovoga Ugovora</w:t>
+      </w:r>
+    </w:p>
+    <w:p>
+      <w:pPr>
+        <w:jc w:val="both"/>
         <w:spacing w:before="0" w:after="240"/>
-        <w:rPr>
-          <w:b/>
-          <w:sz w:val="28"/>
-        </w:rPr>
-      </w:pPr>
-      <w:r>
-        <w:rPr>
-          <w:b/>
-          <w:sz w:val="28"/>
-        </w:rPr>
-        <w:t xml:space="preserve">UGOVOR O ZAJMU S PRAVOM KONVERZIJE U POSLOVNI UDIO</w:t>
-      </w:r>
-    </w:p>
-    <w:p>
-      <w:pPr>
-        <w:jc w:val="both"/>
-        <w:spacing w:before="0" w:after="200"/>
-      </w:pPr>
-      <w:r>
-        <w:t xml:space="preserve">sklopljen u {mjesto_sklapanja}, dana {datum_sklapanja} godine, između:</w:t>
-      </w:r>
-    </w:p>
-    <w:p>
-      <w:pPr>
-        <w:jc w:val="both"/>
-        <w:spacing w:before="0" w:after="120"/>
-      </w:pPr>
-      <w:r>
-        <w:t xml:space="preserve">1. {signer1_organization}, sa sjedištem u {signer1_address}, OIB: {signer1_organization_oib}, upisano u sudski registar pod MBS: {signer1_mbs}, koje zastupa {signer1_full_name} (u daljnjem tekstu: </w:t>
-      </w:r>
-      <w:r>
-        <w:rPr>
-          <w:b/>
-        </w:rPr>
-        <w:t xml:space="preserve">Zajmodavac</w:t>
-      </w:r>
-      <w:r>
-        <w:t xml:space="preserve">), i</w:t>
-      </w:r>
-    </w:p>
-    <w:p>
-      <w:pPr>
-        <w:jc w:val="both"/>
-        <w:spacing w:before="0" w:after="120"/>
-      </w:pPr>
-      <w:r>
-        <w:t xml:space="preserve">2. {signer2_organization}, sa sjedištem u {signer2_address}, OIB: {signer2_organization_oib}, upisano u sudski registar pod MBS: {signer2_mbs}, koje zastupa {signer2_full_name} (u daljnjem tekstu: </w:t>
-      </w:r>
-      <w:r>
-        <w:rPr>
-          <w:b/>
-        </w:rPr>
-        <w:t xml:space="preserve">Zajmoprimac</w:t>
-      </w:r>
-      <w:r>
-        <w:t xml:space="preserve">), te</w:t>
-      </w:r>
-    </w:p>
-    <w:p>
-      <w:pPr>
-        <w:jc w:val="both"/>
-        <w:spacing w:before="0" w:after="120"/>
-      </w:pPr>
-      <w:r>
-        <w:t xml:space="preserve">3. {signer3_full_name}, OIB: {signer3_oib}, iz {signer3_address}, koji je član Zajmoprimca s poslovnim udjelom od {signer3_udio_postotak}% temeljnog kapitala (u daljnjem tekstu: </w:t>
-      </w:r>
-      <w:r>
-        <w:rPr>
-          <w:b/>
-        </w:rPr>
-        <w:t xml:space="preserve">Član</w:t>
-      </w:r>
-      <w:r>
-        <w:t xml:space="preserve">), koji ovaj Ugovor sklapa isključivo radi preuzimanja obveza iz članaka 8. i 10. ovoga Ugovora</w:t>
-      </w:r>
-    </w:p>
-    <w:p>
-      <w:pPr>
-        <w:jc w:val="both"/>
-        <w:spacing w:before="0" w:after="240"/>
       </w:pPr>
       <w:r>
         <w:t xml:space="preserve">(zajedno: </w:t>
@@ -102,17 +98,28 @@
     </w:p>
     <w:p>
       <w:pPr>
-        <w:jc w:val="left"/>
-        <w:spacing w:before="280" w:after="120"/>
-        <w:rPr>
-          <w:b/>
-        </w:rPr>
-      </w:pPr>
-      <w:r>
-        <w:rPr>
-          <w:b/>
-        </w:rPr>
-        <w:t xml:space="preserve">Članak 1. — Uvodne odredbe</w:t>
+        <w:keepNext/>
+        <w:jc w:val="center"/>
+        <w:spacing w:before="280" w:after="40"/>
+      </w:pPr>
+      <w:r>
+        <w:rPr>
+          <w:b/>
+        </w:rPr>
+        <w:t xml:space="preserve">UVODNE ODREDBE</w:t>
+      </w:r>
+    </w:p>
+    <w:p>
+      <w:pPr>
+        <w:keepNext/>
+        <w:jc w:val="center"/>
+        <w:spacing w:before="0" w:after="120"/>
+      </w:pPr>
+      <w:r>
+        <w:rPr>
+          <w:b/>
+        </w:rPr>
+        <w:t xml:space="preserve">Članak 1.</w:t>
       </w:r>
     </w:p>
     <w:p>
@@ -144,17 +151,28 @@
     </w:p>
     <w:p>
       <w:pPr>
-        <w:jc w:val="left"/>
-        <w:spacing w:before="280" w:after="120"/>
-        <w:rPr>
-          <w:b/>
-        </w:rPr>
-      </w:pPr>
-      <w:r>
-        <w:rPr>
-          <w:b/>
-        </w:rPr>
-        <w:t xml:space="preserve">Članak 2. — Predmet Ugovora i isplata zajma</w:t>
+        <w:keepNext/>
+        <w:jc w:val="center"/>
+        <w:spacing w:before="280" w:after="40"/>
+      </w:pPr>
+      <w:r>
+        <w:rPr>
+          <w:b/>
+        </w:rPr>
+        <w:t xml:space="preserve">PREDMET UGOVORA I ISPLATA ZAJMA</w:t>
+      </w:r>
+    </w:p>
+    <w:p>
+      <w:pPr>
+        <w:keepNext/>
+        <w:jc w:val="center"/>
+        <w:spacing w:before="0" w:after="120"/>
+      </w:pPr>
+      <w:r>
+        <w:rPr>
+          <w:b/>
+        </w:rPr>
+        <w:t xml:space="preserve">Članak 2.</w:t>
       </w:r>
     </w:p>
     <w:p>
@@ -195,17 +213,28 @@
     </w:p>
     <w:p>
       <w:pPr>
-        <w:jc w:val="left"/>
-        <w:spacing w:before="280" w:after="120"/>
-        <w:rPr>
-          <w:b/>
-        </w:rPr>
-      </w:pPr>
-      <w:r>
-        <w:rPr>
-          <w:b/>
-        </w:rPr>
-        <w:t xml:space="preserve">Članak 3. — Kamata</w:t>
+        <w:keepNext/>
+        <w:jc w:val="center"/>
+        <w:spacing w:before="280" w:after="40"/>
+      </w:pPr>
+      <w:r>
+        <w:rPr>
+          <w:b/>
+        </w:rPr>
+        <w:t xml:space="preserve">KAMATA</w:t>
+      </w:r>
+    </w:p>
+    <w:p>
+      <w:pPr>
+        <w:keepNext/>
+        <w:jc w:val="center"/>
+        <w:spacing w:before="0" w:after="120"/>
+      </w:pPr>
+      <w:r>
+        <w:rPr>
+          <w:b/>
+        </w:rPr>
+        <w:t xml:space="preserve">Članak 3.</w:t>
       </w:r>
     </w:p>
     <w:p>
@@ -237,17 +266,28 @@
     </w:p>
     <w:p>
       <w:pPr>
-        <w:jc w:val="left"/>
-        <w:spacing w:before="280" w:after="120"/>
-        <w:rPr>
-          <w:b/>
-        </w:rPr>
-      </w:pPr>
-      <w:r>
-        <w:rPr>
-          <w:b/>
-        </w:rPr>
-        <w:t xml:space="preserve">Članak 4. — Rok i način vraćanja</w:t>
+        <w:keepNext/>
+        <w:jc w:val="center"/>
+        <w:spacing w:before="280" w:after="40"/>
+      </w:pPr>
+      <w:r>
+        <w:rPr>
+          <w:b/>
+        </w:rPr>
+        <w:t xml:space="preserve">ROK I NAČIN VRAĆANJA</w:t>
+      </w:r>
+    </w:p>
+    <w:p>
+      <w:pPr>
+        <w:keepNext/>
+        <w:jc w:val="center"/>
+        <w:spacing w:before="0" w:after="120"/>
+      </w:pPr>
+      <w:r>
+        <w:rPr>
+          <w:b/>
+        </w:rPr>
+        <w:t xml:space="preserve">Članak 4.</w:t>
       </w:r>
     </w:p>
     <w:p>
@@ -297,17 +337,28 @@
     </w:p>
     <w:p>
       <w:pPr>
-        <w:jc w:val="left"/>
-        <w:spacing w:before="280" w:after="120"/>
-        <w:rPr>
-          <w:b/>
-        </w:rPr>
-      </w:pPr>
-      <w:r>
-        <w:rPr>
-          <w:b/>
-        </w:rPr>
-        <w:t xml:space="preserve">Članak 5. — Zakašnjenje</w:t>
+        <w:keepNext/>
+        <w:jc w:val="center"/>
+        <w:spacing w:before="280" w:after="40"/>
+      </w:pPr>
+      <w:r>
+        <w:rPr>
+          <w:b/>
+        </w:rPr>
+        <w:t xml:space="preserve">ZAKAŠNJENJE</w:t>
+      </w:r>
+    </w:p>
+    <w:p>
+      <w:pPr>
+        <w:keepNext/>
+        <w:jc w:val="center"/>
+        <w:spacing w:before="0" w:after="120"/>
+      </w:pPr>
+      <w:r>
+        <w:rPr>
+          <w:b/>
+        </w:rPr>
+        <w:t xml:space="preserve">Članak 5.</w:t>
       </w:r>
     </w:p>
     <w:p>
@@ -330,17 +381,28 @@
     </w:p>
     <w:p>
       <w:pPr>
-        <w:jc w:val="left"/>
-        <w:spacing w:before="280" w:after="120"/>
-        <w:rPr>
-          <w:b/>
-        </w:rPr>
-      </w:pPr>
-      <w:r>
-        <w:rPr>
-          <w:b/>
-        </w:rPr>
-        <w:t xml:space="preserve">Članak 6. — Pravo na konverziju (opcija Zajmodavca)</w:t>
+        <w:keepNext/>
+        <w:jc w:val="center"/>
+        <w:spacing w:before="280" w:after="40"/>
+      </w:pPr>
+      <w:r>
+        <w:rPr>
+          <w:b/>
+        </w:rPr>
+        <w:t xml:space="preserve">PRAVO NA KONVERZIJU (OPCIJA ZAJMODAVCA)</w:t>
+      </w:r>
+    </w:p>
+    <w:p>
+      <w:pPr>
+        <w:keepNext/>
+        <w:jc w:val="center"/>
+        <w:spacing w:before="0" w:after="120"/>
+      </w:pPr>
+      <w:r>
+        <w:rPr>
+          <w:b/>
+        </w:rPr>
+        <w:t xml:space="preserve">Članak 6.</w:t>
       </w:r>
     </w:p>
     <w:p>
@@ -465,17 +527,28 @@
     </w:p>
     <w:p>
       <w:pPr>
-        <w:jc w:val="left"/>
-        <w:spacing w:before="280" w:after="120"/>
-        <w:rPr>
-          <w:b/>
-        </w:rPr>
-      </w:pPr>
-      <w:r>
-        <w:rPr>
-          <w:b/>
-        </w:rPr>
-        <w:t xml:space="preserve">Članak 7. — Provedba konverzije</w:t>
+        <w:keepNext/>
+        <w:jc w:val="center"/>
+        <w:spacing w:before="280" w:after="40"/>
+      </w:pPr>
+      <w:r>
+        <w:rPr>
+          <w:b/>
+        </w:rPr>
+        <w:t xml:space="preserve">PROVEDBA KONVERZIJE</w:t>
+      </w:r>
+    </w:p>
+    <w:p>
+      <w:pPr>
+        <w:keepNext/>
+        <w:jc w:val="center"/>
+        <w:spacing w:before="0" w:after="120"/>
+      </w:pPr>
+      <w:r>
+        <w:rPr>
+          <w:b/>
+        </w:rPr>
+        <w:t xml:space="preserve">Članak 7.</w:t>
       </w:r>
     </w:p>
     <w:p>
@@ -566,17 +639,28 @@
     </w:p>
     <w:p>
       <w:pPr>
-        <w:jc w:val="left"/>
-        <w:spacing w:before="280" w:after="120"/>
-        <w:rPr>
-          <w:b/>
-        </w:rPr>
-      </w:pPr>
-      <w:r>
-        <w:rPr>
-          <w:b/>
-        </w:rPr>
-        <w:t xml:space="preserve">Članak 8. — Obveze Člana</w:t>
+        <w:keepNext/>
+        <w:jc w:val="center"/>
+        <w:spacing w:before="280" w:after="40"/>
+      </w:pPr>
+      <w:r>
+        <w:rPr>
+          <w:b/>
+        </w:rPr>
+        <w:t xml:space="preserve">OBVEZE ČLANA</w:t>
+      </w:r>
+    </w:p>
+    <w:p>
+      <w:pPr>
+        <w:keepNext/>
+        <w:jc w:val="center"/>
+        <w:spacing w:before="0" w:after="120"/>
+      </w:pPr>
+      <w:r>
+        <w:rPr>
+          <w:b/>
+        </w:rPr>
+        <w:t xml:space="preserve">Članak 8.</w:t>
       </w:r>
     </w:p>
     <w:p>
@@ -617,17 +701,28 @@
     </w:p>
     <w:p>
       <w:pPr>
-        <w:jc w:val="left"/>
-        <w:spacing w:before="280" w:after="120"/>
-        <w:rPr>
-          <w:b/>
-        </w:rPr>
-      </w:pPr>
-      <w:r>
-        <w:rPr>
-          <w:b/>
-        </w:rPr>
-        <w:t xml:space="preserve">Članak 9. — Obavijest o investicijskoj rundi</w:t>
+        <w:keepNext/>
+        <w:jc w:val="center"/>
+        <w:spacing w:before="280" w:after="40"/>
+      </w:pPr>
+      <w:r>
+        <w:rPr>
+          <w:b/>
+        </w:rPr>
+        <w:t xml:space="preserve">OBAVIJEST O INVESTICIJSKOJ RUNDI</w:t>
+      </w:r>
+    </w:p>
+    <w:p>
+      <w:pPr>
+        <w:keepNext/>
+        <w:jc w:val="center"/>
+        <w:spacing w:before="0" w:after="120"/>
+      </w:pPr>
+      <w:r>
+        <w:rPr>
+          <w:b/>
+        </w:rPr>
+        <w:t xml:space="preserve">Članak 9.</w:t>
       </w:r>
     </w:p>
     <w:p>
@@ -659,17 +754,28 @@
     </w:p>
     <w:p>
       <w:pPr>
-        <w:jc w:val="left"/>
-        <w:spacing w:before="280" w:after="120"/>
-        <w:rPr>
-          <w:b/>
-        </w:rPr>
-      </w:pPr>
-      <w:r>
-        <w:rPr>
-          <w:b/>
-        </w:rPr>
-        <w:t xml:space="preserve">Članak 10. — Ugovorna kazna</w:t>
+        <w:keepNext/>
+        <w:jc w:val="center"/>
+        <w:spacing w:before="280" w:after="40"/>
+      </w:pPr>
+      <w:r>
+        <w:rPr>
+          <w:b/>
+        </w:rPr>
+        <w:t xml:space="preserve">UGOVORNA KAZNA</w:t>
+      </w:r>
+    </w:p>
+    <w:p>
+      <w:pPr>
+        <w:keepNext/>
+        <w:jc w:val="center"/>
+        <w:spacing w:before="0" w:after="120"/>
+      </w:pPr>
+      <w:r>
+        <w:rPr>
+          <w:b/>
+        </w:rPr>
+        <w:t xml:space="preserve">Članak 10.</w:t>
       </w:r>
     </w:p>
     <w:p>
@@ -710,17 +816,28 @@
     </w:p>
     <w:p>
       <w:pPr>
-        <w:jc w:val="left"/>
-        <w:spacing w:before="280" w:after="120"/>
-        <w:rPr>
-          <w:b/>
-        </w:rPr>
-      </w:pPr>
-      <w:r>
-        <w:rPr>
-          <w:b/>
-        </w:rPr>
-        <w:t xml:space="preserve">Članak 11. — Izjave i jamstva Zajmoprimca i Člana</w:t>
+        <w:keepNext/>
+        <w:jc w:val="center"/>
+        <w:spacing w:before="280" w:after="40"/>
+      </w:pPr>
+      <w:r>
+        <w:rPr>
+          <w:b/>
+        </w:rPr>
+        <w:t xml:space="preserve">IZJAVE I JAMSTVA ZAJMOPRIMCA I ČLANA</w:t>
+      </w:r>
+    </w:p>
+    <w:p>
+      <w:pPr>
+        <w:keepNext/>
+        <w:jc w:val="center"/>
+        <w:spacing w:before="0" w:after="120"/>
+      </w:pPr>
+      <w:r>
+        <w:rPr>
+          <w:b/>
+        </w:rPr>
+        <w:t xml:space="preserve">Članak 11.</w:t>
       </w:r>
     </w:p>
     <w:p>
@@ -761,17 +878,28 @@
     </w:p>
     <w:p>
       <w:pPr>
-        <w:jc w:val="left"/>
-        <w:spacing w:before="280" w:after="120"/>
-        <w:rPr>
-          <w:b/>
-        </w:rPr>
-      </w:pPr>
-      <w:r>
-        <w:rPr>
-          <w:b/>
-        </w:rPr>
-        <w:t xml:space="preserve">Članak 12. — Povjerljivost</w:t>
+        <w:keepNext/>
+        <w:jc w:val="center"/>
+        <w:spacing w:before="280" w:after="40"/>
+      </w:pPr>
+      <w:r>
+        <w:rPr>
+          <w:b/>
+        </w:rPr>
+        <w:t xml:space="preserve">POVJERLJIVOST</w:t>
+      </w:r>
+    </w:p>
+    <w:p>
+      <w:pPr>
+        <w:keepNext/>
+        <w:jc w:val="center"/>
+        <w:spacing w:before="0" w:after="120"/>
+      </w:pPr>
+      <w:r>
+        <w:rPr>
+          <w:b/>
+        </w:rPr>
+        <w:t xml:space="preserve">Članak 12.</w:t>
       </w:r>
     </w:p>
     <w:p>
@@ -794,17 +922,28 @@
     </w:p>
     <w:p>
       <w:pPr>
-        <w:jc w:val="left"/>
-        <w:spacing w:before="280" w:after="120"/>
-        <w:rPr>
-          <w:b/>
-        </w:rPr>
-      </w:pPr>
-      <w:r>
-        <w:rPr>
-          <w:b/>
-        </w:rPr>
-        <w:t xml:space="preserve">Članak 13. — Obavijesti</w:t>
+        <w:keepNext/>
+        <w:jc w:val="center"/>
+        <w:spacing w:before="280" w:after="40"/>
+      </w:pPr>
+      <w:r>
+        <w:rPr>
+          <w:b/>
+        </w:rPr>
+        <w:t xml:space="preserve">OBAVIJESTI</w:t>
+      </w:r>
+    </w:p>
+    <w:p>
+      <w:pPr>
+        <w:keepNext/>
+        <w:jc w:val="center"/>
+        <w:spacing w:before="0" w:after="120"/>
+      </w:pPr>
+      <w:r>
+        <w:rPr>
+          <w:b/>
+        </w:rPr>
+        <w:t xml:space="preserve">Članak 13.</w:t>
       </w:r>
     </w:p>
     <w:p>
@@ -836,17 +975,28 @@
     </w:p>
     <w:p>
       <w:pPr>
-        <w:jc w:val="left"/>
-        <w:spacing w:before="280" w:after="120"/>
-        <w:rPr>
-          <w:b/>
-        </w:rPr>
-      </w:pPr>
-      <w:r>
-        <w:rPr>
-          <w:b/>
-        </w:rPr>
-        <w:t xml:space="preserve">Članak 14. — Mjerodavno pravo i rješavanje sporova</w:t>
+        <w:keepNext/>
+        <w:jc w:val="center"/>
+        <w:spacing w:before="280" w:after="40"/>
+      </w:pPr>
+      <w:r>
+        <w:rPr>
+          <w:b/>
+        </w:rPr>
+        <w:t xml:space="preserve">MJERODAVNO PRAVO I RJEŠAVANJE SPOROVA</w:t>
+      </w:r>
+    </w:p>
+    <w:p>
+      <w:pPr>
+        <w:keepNext/>
+        <w:jc w:val="center"/>
+        <w:spacing w:before="0" w:after="120"/>
+      </w:pPr>
+      <w:r>
+        <w:rPr>
+          <w:b/>
+        </w:rPr>
+        <w:t xml:space="preserve">Članak 14.</w:t>
       </w:r>
     </w:p>
     <w:p>
@@ -869,17 +1019,28 @@
     </w:p>
     <w:p>
       <w:pPr>
-        <w:jc w:val="left"/>
-        <w:spacing w:before="280" w:after="120"/>
-        <w:rPr>
-          <w:b/>
-        </w:rPr>
-      </w:pPr>
-      <w:r>
-        <w:rPr>
-          <w:b/>
-        </w:rPr>
-        <w:t xml:space="preserve">Članak 15. — Završne odredbe</w:t>
+        <w:keepNext/>
+        <w:jc w:val="center"/>
+        <w:spacing w:before="280" w:after="40"/>
+      </w:pPr>
+      <w:r>
+        <w:rPr>
+          <w:b/>
+        </w:rPr>
+        <w:t xml:space="preserve">ZAVRŠNE ODREDBE</w:t>
+      </w:r>
+    </w:p>
+    <w:p>
+      <w:pPr>
+        <w:keepNext/>
+        <w:jc w:val="center"/>
+        <w:spacing w:before="0" w:after="120"/>
+      </w:pPr>
+      <w:r>
+        <w:rPr>
+          <w:b/>
+        </w:rPr>
+        <w:t xml:space="preserve">Članak 15.</w:t>
       </w:r>
     </w:p>
     <w:p>
@@ -1065,7 +1226,7 @@
     </w:p>
     <w:sectPr>
       <w:pgSz w:w="11906" w:h="16838"/>
-      <w:pgMar w:top="1134" w:right="1134" w:bottom="1134" w:left="1134" w:header="709" w:footer="709"/>
+      <w:pgMar w:top="1417" w:right="1417" w:bottom="1417" w:left="1417" w:header="709" w:footer="709"/>
     </w:sectPr>
   </w:body>
 </w:document>
@@ -1076,15 +1237,15 @@
   <w:docDefaults>
     <w:rPrDefault>
       <w:rPr>
-        <w:rFonts w:ascii="Calibri" w:hAnsi="Calibri" w:cs="Calibri"/>
-        <w:sz w:val="22"/>
-        <w:szCs w:val="22"/>
+        <w:rFonts w:ascii="Times New Roman" w:hAnsi="Times New Roman" w:cs="Times New Roman"/>
+        <w:sz w:val="24"/>
+        <w:szCs w:val="24"/>
         <w:lang w:val="hr-HR"/>
       </w:rPr>
     </w:rPrDefault>
     <w:pPrDefault>
       <w:pPr>
-        <w:spacing w:after="120" w:line="276" w:lineRule="auto"/>
+        <w:spacing w:after="120" w:line="264" w:lineRule="auto"/>
       </w:pPr>
     </w:pPrDefault>
   </w:docDefaults>

--- a/templates/vlastiti/ugovor-o-zajmu-konvertibilni.docx
+++ b/templates/vlastiti/ugovor-o-zajmu-konvertibilni.docx
@@ -1086,6 +1086,34 @@
       </w:pPr>
       <w:r>
         <w:t xml:space="preserve">(5) Ugovorne strane suglasno utvrđuju da su ovaj Ugovor pročitale, razumjele i da on odgovara njihovoj pravoj volji, u znak čega ga potpisuju.</w:t>
+      </w:r>
+    </w:p>
+    <w:p>
+      <w:r>
+        <w:br w:type="page"/>
+      </w:r>
+    </w:p>
+    <w:p>
+      <w:pPr>
+        <w:keepNext/>
+        <w:jc w:val="center"/>
+        <w:spacing w:before="0" w:after="60"/>
+      </w:pPr>
+      <w:r>
+        <w:rPr>
+          <w:b/>
+        </w:rPr>
+        <w:t xml:space="preserve">POTPISI UGOVORNIH STRANA</w:t>
+      </w:r>
+    </w:p>
+    <w:p>
+      <w:pPr>
+        <w:keepNext/>
+        <w:jc w:val="center"/>
+        <w:spacing w:before="0" w:after="240"/>
+      </w:pPr>
+      <w:r>
+        <w:t xml:space="preserve">U {mjesto_sklapanja}, dana {datum_sklapanja}</w:t>
       </w:r>
     </w:p>
     <w:tbl>
@@ -1117,7 +1145,7 @@
           <w:p>
             <w:pPr>
               <w:jc w:val="left"/>
-              <w:spacing w:before="0" w:after="360"/>
+              <w:spacing w:before="0" w:after="300"/>
             </w:pPr>
             <w:r>
               <w:t xml:space="preserve">{signer1_organization}</w:t>
@@ -1135,11 +1163,41 @@
           <w:p>
             <w:pPr>
               <w:jc w:val="left"/>
-              <w:spacing w:before="0" w:after="0"/>
+              <w:spacing w:before="0" w:after="120"/>
             </w:pPr>
             <w:r>
               <w:t xml:space="preserve">{signer1_full_name}</w:t>
             </w:r>
+          </w:p>
+          <w:p>
+            <w:pPr>
+              <w:spacing w:before="0" w:after="0" w:line="240" w:lineRule="auto"/>
+            </w:pPr>
+          </w:p>
+          <w:p>
+            <w:pPr>
+              <w:spacing w:before="0" w:after="0" w:line="240" w:lineRule="auto"/>
+            </w:pPr>
+          </w:p>
+          <w:p>
+            <w:pPr>
+              <w:spacing w:before="0" w:after="0" w:line="240" w:lineRule="auto"/>
+            </w:pPr>
+          </w:p>
+          <w:p>
+            <w:pPr>
+              <w:spacing w:before="0" w:after="0" w:line="240" w:lineRule="auto"/>
+            </w:pPr>
+          </w:p>
+          <w:p>
+            <w:pPr>
+              <w:spacing w:before="0" w:after="0" w:line="240" w:lineRule="auto"/>
+            </w:pPr>
+          </w:p>
+          <w:p>
+            <w:pPr>
+              <w:spacing w:before="0" w:after="0" w:line="240" w:lineRule="auto"/>
+            </w:pPr>
           </w:p>
         </w:tc>
         <w:tc>
@@ -1161,7 +1219,7 @@
           <w:p>
             <w:pPr>
               <w:jc w:val="left"/>
-              <w:spacing w:before="0" w:after="360"/>
+              <w:spacing w:before="0" w:after="300"/>
             </w:pPr>
             <w:r>
               <w:t xml:space="preserve">{signer2_organization}</w:t>
@@ -1179,51 +1237,129 @@
           <w:p>
             <w:pPr>
               <w:jc w:val="left"/>
-              <w:spacing w:before="0" w:after="0"/>
+              <w:spacing w:before="0" w:after="120"/>
             </w:pPr>
             <w:r>
               <w:t xml:space="preserve">{signer2_full_name}</w:t>
             </w:r>
           </w:p>
+          <w:p>
+            <w:pPr>
+              <w:spacing w:before="0" w:after="0" w:line="240" w:lineRule="auto"/>
+            </w:pPr>
+          </w:p>
+          <w:p>
+            <w:pPr>
+              <w:spacing w:before="0" w:after="0" w:line="240" w:lineRule="auto"/>
+            </w:pPr>
+          </w:p>
+          <w:p>
+            <w:pPr>
+              <w:spacing w:before="0" w:after="0" w:line="240" w:lineRule="auto"/>
+            </w:pPr>
+          </w:p>
+          <w:p>
+            <w:pPr>
+              <w:spacing w:before="0" w:after="0" w:line="240" w:lineRule="auto"/>
+            </w:pPr>
+          </w:p>
+          <w:p>
+            <w:pPr>
+              <w:spacing w:before="0" w:after="0" w:line="240" w:lineRule="auto"/>
+            </w:pPr>
+          </w:p>
+          <w:p>
+            <w:pPr>
+              <w:spacing w:before="0" w:after="0" w:line="240" w:lineRule="auto"/>
+            </w:pPr>
+          </w:p>
+        </w:tc>
+      </w:tr>
+      <w:tr>
+        <w:tc>
+          <w:tcPr>
+            <w:tcW w:w="4600" w:type="dxa"/>
+          </w:tcPr>
+          <w:p>
+            <w:pPr>
+              <w:jc w:val="left"/>
+              <w:spacing w:before="0" w:after="60"/>
+            </w:pPr>
+            <w:r>
+              <w:rPr>
+                <w:b/>
+              </w:rPr>
+              <w:t xml:space="preserve">Za Člana:</w:t>
+            </w:r>
+          </w:p>
+          <w:p>
+            <w:pPr>
+              <w:jc w:val="left"/>
+              <w:spacing w:before="0" w:after="300"/>
+            </w:pPr>
+          </w:p>
+          <w:p>
+            <w:pPr>
+              <w:jc w:val="left"/>
+              <w:spacing w:before="0" w:after="60"/>
+            </w:pPr>
+            <w:r>
+              <w:t xml:space="preserve">_______________________________</w:t>
+            </w:r>
+          </w:p>
+          <w:p>
+            <w:pPr>
+              <w:jc w:val="left"/>
+              <w:spacing w:before="0" w:after="120"/>
+            </w:pPr>
+            <w:r>
+              <w:t xml:space="preserve">{signer3_full_name}</w:t>
+            </w:r>
+          </w:p>
+          <w:p>
+            <w:pPr>
+              <w:spacing w:before="0" w:after="0" w:line="240" w:lineRule="auto"/>
+            </w:pPr>
+          </w:p>
+          <w:p>
+            <w:pPr>
+              <w:spacing w:before="0" w:after="0" w:line="240" w:lineRule="auto"/>
+            </w:pPr>
+          </w:p>
+          <w:p>
+            <w:pPr>
+              <w:spacing w:before="0" w:after="0" w:line="240" w:lineRule="auto"/>
+            </w:pPr>
+          </w:p>
+          <w:p>
+            <w:pPr>
+              <w:spacing w:before="0" w:after="0" w:line="240" w:lineRule="auto"/>
+            </w:pPr>
+          </w:p>
+          <w:p>
+            <w:pPr>
+              <w:spacing w:before="0" w:after="0" w:line="240" w:lineRule="auto"/>
+            </w:pPr>
+          </w:p>
+          <w:p>
+            <w:pPr>
+              <w:spacing w:before="0" w:after="0" w:line="240" w:lineRule="auto"/>
+            </w:pPr>
+          </w:p>
+        </w:tc>
+        <w:tc>
+          <w:tcPr>
+            <w:tcW w:w="4600" w:type="dxa"/>
+          </w:tcPr>
+          <w:p>
+            <w:pPr>
+              <w:jc w:val="both"/>
+              <w:spacing w:before="0" w:after="0"/>
+            </w:pPr>
+          </w:p>
         </w:tc>
       </w:tr>
     </w:tbl>
-    <w:p>
-      <w:pPr>
-        <w:jc w:val="both"/>
-        <w:spacing w:before="0" w:after="240"/>
-      </w:pPr>
-    </w:p>
-    <w:p>
-      <w:pPr>
-        <w:jc w:val="left"/>
-        <w:spacing w:before="0" w:after="360"/>
-      </w:pPr>
-      <w:r>
-        <w:rPr>
-          <w:b/>
-        </w:rPr>
-        <w:t xml:space="preserve">Za Člana:</w:t>
-      </w:r>
-    </w:p>
-    <w:p>
-      <w:pPr>
-        <w:jc w:val="left"/>
-        <w:spacing w:before="0" w:after="60"/>
-      </w:pPr>
-      <w:r>
-        <w:t xml:space="preserve">_______________________________</w:t>
-      </w:r>
-    </w:p>
-    <w:p>
-      <w:pPr>
-        <w:jc w:val="left"/>
-        <w:spacing w:before="0" w:after="0"/>
-      </w:pPr>
-      <w:r>
-        <w:t xml:space="preserve">{signer3_full_name}</w:t>
-      </w:r>
-    </w:p>
     <w:sectPr>
       <w:pgSz w:w="11906" w:h="16838"/>
       <w:pgMar w:top="1417" w:right="1417" w:bottom="1417" w:left="1417" w:header="709" w:footer="709"/>

--- a/templates/vlastiti/ugovor-o-zajmu-konvertibilni.docx
+++ b/templates/vlastiti/ugovor-o-zajmu-konvertibilni.docx
@@ -75,7 +75,7 @@
         <w:t xml:space="preserve">Član</w:t>
       </w:r>
       <w:r>
-        <w:t xml:space="preserve">), koji ovaj Ugovor sklapa isključivo radi preuzimanja obveza iz članaka 8. i 10. ovoga Ugovora</w:t>
+        <w:t xml:space="preserve">), koji ovaj Ugovor sklapa isključivo radi preuzimanja obveza iz članaka 8., 10. i 11. ovoga Ugovora</w:t>
       </w:r>
     </w:p>
     <w:p>
@@ -762,6 +762,124 @@
         <w:rPr>
           <w:b/>
         </w:rPr>
+        <w:t xml:space="preserve">LIKVIDNOSNI DOGAĐAJ</w:t>
+      </w:r>
+    </w:p>
+    <w:p>
+      <w:pPr>
+        <w:keepNext/>
+        <w:jc w:val="center"/>
+        <w:spacing w:before="0" w:after="120"/>
+      </w:pPr>
+      <w:r>
+        <w:rPr>
+          <w:b/>
+        </w:rPr>
+        <w:t xml:space="preserve">Članak 10.</w:t>
+      </w:r>
+    </w:p>
+    <w:p>
+      <w:pPr>
+        <w:jc w:val="both"/>
+        <w:spacing w:before="0" w:after="120"/>
+      </w:pPr>
+      <w:r>
+        <w:t xml:space="preserve">(1) Likvidnosnim događajem smatra se, dok traje pravo na konverziju iz članka 6. ovoga Ugovora: a) prodaja ili drugi prijenos poslovnih udjela koji zajedno predstavljaju više od 50% temeljnog kapitala Zajmoprimca; b) prodaja ili drugo raspolaganje cjelokupnom ili pretežnim dijelom imovine Zajmoprimca; c) pripajanje, spajanje ili druga statusna promjena nakon koje dotadašnji članovi Zajmoprimca ne zadržavaju većinu glasova u društvu koje nastavlja poslovanje.</w:t>
+      </w:r>
+    </w:p>
+    <w:p>
+      <w:pPr>
+        <w:jc w:val="both"/>
+        <w:spacing w:before="0" w:after="120"/>
+      </w:pPr>
+      <w:r>
+        <w:t xml:space="preserve">(2) O namjeravanom Likvidnosnom događaju Zajmoprimac i Član obavještavaju Zajmodavca sukladno članku 9. stavku 1. ovoga Ugovora. Zajmodavac u roku od {rok_obavijesti_dana} dana od primitka obavijesti pisano bira između:</w:t>
+      </w:r>
+    </w:p>
+    <w:p>
+      <w:pPr>
+        <w:jc w:val="both"/>
+        <w:ind w:left="340"/>
+        <w:spacing w:before="0" w:after="120"/>
+      </w:pPr>
+      <w:r>
+        <w:t xml:space="preserve">a) povrata Glavnice, koja u tom slučaju dospijeva istodobno s Likvidnosnim događajem; ili</w:t>
+      </w:r>
+    </w:p>
+    <w:p>
+      <w:pPr>
+        <w:jc w:val="both"/>
+        <w:ind w:left="340"/>
+        <w:spacing w:before="0" w:after="120"/>
+      </w:pPr>
+      <w:r>
+        <w:t xml:space="preserve">b) isplate Konverzijskog iznosa iz stavka 3. ovoga članka.</w:t>
+      </w:r>
+    </w:p>
+    <w:p>
+      <w:pPr>
+        <w:jc w:val="both"/>
+        <w:spacing w:before="0" w:after="120"/>
+      </w:pPr>
+      <w:r>
+        <w:t xml:space="preserve">(3) Konverzijski iznos jednak je umnošku Neto naknade i postotka koji bi Zajmodavac imao u temeljnom kapitalu Zajmoprimca da je Konverzija provedena neposredno prije Likvidnosnog događaja, izračunatog prema članku 6. stavcima 4. i 5. ovoga Ugovora. Neto naknada je ukupna naknada koju u Likvidnosnom događaju primaju članovi Zajmoprimca, odnosno Zajmoprimac u slučaju iz stavka 1. točke b), umanjena za razumne i dokazane troškove transakcije.</w:t>
+      </w:r>
+    </w:p>
+    <w:p>
+      <w:pPr>
+        <w:jc w:val="both"/>
+        <w:spacing w:before="0" w:after="120"/>
+      </w:pPr>
+      <w:r>
+        <w:t xml:space="preserve">(4) Konverzijski iznos isplaćuje se istodobno s primitkom naknade, a najkasnije u roku od {rok_obavijesti_dana} dana od tog primitka. Obvezu isplate imaju: u slučajevima iz stavka 1. točaka a) i c) Član i svaki drugi član koji prima naknadu, razmjerno primljenom, a u slučaju iz točke b) Zajmoprimac. Zajmoprimac i Član za tu obvezu odgovaraju solidarno.</w:t>
+      </w:r>
+    </w:p>
+    <w:p>
+      <w:pPr>
+        <w:jc w:val="both"/>
+        <w:spacing w:before="0" w:after="120"/>
+      </w:pPr>
+      <w:r>
+        <w:t xml:space="preserve">(5) Ako naknada nije novčana, Zajmodavac ima pravo na novčanu protuvrijednost pripadajućeg dijela naknade, utvrđenu po vrijednosti primijenjenoj u samoj transakciji.</w:t>
+      </w:r>
+    </w:p>
+    <w:p>
+      <w:pPr>
+        <w:jc w:val="both"/>
+        <w:spacing w:before="0" w:after="120"/>
+      </w:pPr>
+      <w:r>
+        <w:t xml:space="preserve">(6) Zajmodavac ne može istodobno ostvariti pravo iz ovoga članka i provesti Konverziju po istoj osnovi. Isplatom po ovome članku prestaju sva prava i obveze iz ovoga Ugovora, osim obveze čuvanja povjerljivosti.</w:t>
+      </w:r>
+    </w:p>
+    <w:p>
+      <w:pPr>
+        <w:jc w:val="both"/>
+        <w:spacing w:before="0" w:after="120"/>
+      </w:pPr>
+      <w:r>
+        <w:t xml:space="preserve">(7) Ako Zajmodavac u roku iz stavka 2. ne izjasni izbor, smatra se da je izabrao povrat Glavnice.</w:t>
+      </w:r>
+    </w:p>
+    <w:p>
+      <w:pPr>
+        <w:jc w:val="both"/>
+        <w:spacing w:before="0" w:after="120"/>
+      </w:pPr>
+      <w:r>
+        <w:t xml:space="preserve">(8) Obveza isplate iz ovoga članka novčana je obveza; na zakašnjenje s njezinim ispunjenjem primjenjuje se članak 5. ovoga Ugovora.</w:t>
+      </w:r>
+    </w:p>
+    <w:p>
+      <w:pPr>
+        <w:keepNext/>
+        <w:jc w:val="center"/>
+        <w:spacing w:before="280" w:after="40"/>
+      </w:pPr>
+      <w:r>
+        <w:rPr>
+          <w:b/>
+        </w:rPr>
         <w:t xml:space="preserve">UGOVORNA KAZNA</w:t>
       </w:r>
     </w:p>
@@ -775,7 +893,7 @@
         <w:rPr>
           <w:b/>
         </w:rPr>
-        <w:t xml:space="preserve">Članak 10.</w:t>
+        <w:t xml:space="preserve">Članak 11.</w:t>
       </w:r>
     </w:p>
     <w:p>
@@ -837,7 +955,7 @@
         <w:rPr>
           <w:b/>
         </w:rPr>
-        <w:t xml:space="preserve">Članak 11.</w:t>
+        <w:t xml:space="preserve">Članak 12.</w:t>
       </w:r>
     </w:p>
     <w:p>
@@ -886,6 +1004,59 @@
         <w:rPr>
           <w:b/>
         </w:rPr>
+        <w:t xml:space="preserve">PRIJENOS PRAVA I OBVEZA</w:t>
+      </w:r>
+    </w:p>
+    <w:p>
+      <w:pPr>
+        <w:keepNext/>
+        <w:jc w:val="center"/>
+        <w:spacing w:before="0" w:after="120"/>
+      </w:pPr>
+      <w:r>
+        <w:rPr>
+          <w:b/>
+        </w:rPr>
+        <w:t xml:space="preserve">Članak 13.</w:t>
+      </w:r>
+    </w:p>
+    <w:p>
+      <w:pPr>
+        <w:jc w:val="both"/>
+        <w:spacing w:before="0" w:after="120"/>
+      </w:pPr>
+      <w:r>
+        <w:t xml:space="preserve">(1) Zajmodavac ne može tražbinu po ovom Ugovoru, pravo na konverziju iz članka 6. niti bilo koje drugo pravo iz ovoga Ugovora prenijeti, ustupiti ni založiti bez prethodne pisane suglasnosti Zajmoprimca. Ugovorne strane izričito ugovaraju zabranu ustupanja u smislu članka 80. stavka 2. Zakona o obveznim odnosima, tako da ugovor o ustupanju sklopljen bez takve suglasnosti nema učinak prema Zajmoprimcu.</w:t>
+      </w:r>
+    </w:p>
+    <w:p>
+      <w:pPr>
+        <w:jc w:val="both"/>
+        <w:spacing w:before="0" w:after="120"/>
+      </w:pPr>
+      <w:r>
+        <w:t xml:space="preserve">(2) Suglasnost iz stavka 1. ne može se uskratiti bez opravdanog razloga kada se prijenos obavlja na društvo koje je s Zajmodavcem povezano u smislu propisa o trgovačkim društvima, ni kada do prijenosa dolazi statusnom promjenom Zajmodavca, univerzalnim pravnim sljedništvom ili nasljeđivanjem; u tim slučajevima Zajmodavac o prijenosu obavještava Zajmoprimca u roku od {rok_obavijesti_dana} dana.</w:t>
+      </w:r>
+    </w:p>
+    <w:p>
+      <w:pPr>
+        <w:jc w:val="both"/>
+        <w:spacing w:before="0" w:after="120"/>
+      </w:pPr>
+      <w:r>
+        <w:t xml:space="preserve">(3) Zajmoprimac i Član ne mogu svoje obveze iz ovoga Ugovora prenijeti na treće osobe bez prethodne pisane suglasnosti Zajmodavca.</w:t>
+      </w:r>
+    </w:p>
+    <w:p>
+      <w:pPr>
+        <w:keepNext/>
+        <w:jc w:val="center"/>
+        <w:spacing w:before="280" w:after="40"/>
+      </w:pPr>
+      <w:r>
+        <w:rPr>
+          <w:b/>
+        </w:rPr>
         <w:t xml:space="preserve">POVJERLJIVOST</w:t>
       </w:r>
     </w:p>
@@ -899,7 +1070,7 @@
         <w:rPr>
           <w:b/>
         </w:rPr>
-        <w:t xml:space="preserve">Članak 12.</w:t>
+        <w:t xml:space="preserve">Članak 14.</w:t>
       </w:r>
     </w:p>
     <w:p>
@@ -943,7 +1114,7 @@
         <w:rPr>
           <w:b/>
         </w:rPr>
-        <w:t xml:space="preserve">Članak 13.</w:t>
+        <w:t xml:space="preserve">Članak 15.</w:t>
       </w:r>
     </w:p>
     <w:p>
@@ -996,7 +1167,7 @@
         <w:rPr>
           <w:b/>
         </w:rPr>
-        <w:t xml:space="preserve">Članak 14.</w:t>
+        <w:t xml:space="preserve">Članak 16.</w:t>
       </w:r>
     </w:p>
     <w:p>
@@ -1040,7 +1211,7 @@
         <w:rPr>
           <w:b/>
         </w:rPr>
-        <w:t xml:space="preserve">Članak 15.</w:t>
+        <w:t xml:space="preserve">Članak 17.</w:t>
       </w:r>
     </w:p>
     <w:p>

--- a/templates/vlastiti/ugovor-o-zajmu-konvertibilni.docx
+++ b/templates/vlastiti/ugovor-o-zajmu-konvertibilni.docx
@@ -1281,10 +1281,20 @@
       <w:pPr>
         <w:keepNext/>
         <w:jc w:val="center"/>
+        <w:spacing w:before="0" w:after="60"/>
+      </w:pPr>
+      <w:r>
+        <w:t xml:space="preserve">U {mjesto_sklapanja}, dana {datum_sklapanja}</w:t>
+      </w:r>
+    </w:p>
+    <w:p>
+      <w:pPr>
+        <w:keepNext/>
+        <w:jc w:val="center"/>
         <w:spacing w:before="0" w:after="240"/>
       </w:pPr>
       <w:r>
-        <w:t xml:space="preserve">U {mjesto_sklapanja}, dana {datum_sklapanja}</w:t>
+        <w:t xml:space="preserve">Prostor iznad crte s imenom potpisnika rezerviran je za vizual kvalificiranog elektroničkog potpisa.</w:t>
       </w:r>
     </w:p>
     <w:tbl>
@@ -1316,7 +1326,7 @@
           <w:p>
             <w:pPr>
               <w:jc w:val="left"/>
-              <w:spacing w:before="0" w:after="300"/>
+              <w:spacing w:before="0" w:after="60"/>
             </w:pPr>
             <w:r>
               <w:t xml:space="preserve">{signer1_organization}</w:t>
@@ -1324,6 +1334,36 @@
           </w:p>
           <w:p>
             <w:pPr>
+              <w:spacing w:before="0" w:after="0" w:line="240" w:lineRule="auto"/>
+            </w:pPr>
+          </w:p>
+          <w:p>
+            <w:pPr>
+              <w:spacing w:before="0" w:after="0" w:line="240" w:lineRule="auto"/>
+            </w:pPr>
+          </w:p>
+          <w:p>
+            <w:pPr>
+              <w:spacing w:before="0" w:after="0" w:line="240" w:lineRule="auto"/>
+            </w:pPr>
+          </w:p>
+          <w:p>
+            <w:pPr>
+              <w:spacing w:before="0" w:after="0" w:line="240" w:lineRule="auto"/>
+            </w:pPr>
+          </w:p>
+          <w:p>
+            <w:pPr>
+              <w:spacing w:before="0" w:after="0" w:line="240" w:lineRule="auto"/>
+            </w:pPr>
+          </w:p>
+          <w:p>
+            <w:pPr>
+              <w:spacing w:before="0" w:after="0" w:line="240" w:lineRule="auto"/>
+            </w:pPr>
+          </w:p>
+          <w:p>
+            <w:pPr>
               <w:jc w:val="left"/>
               <w:spacing w:before="0" w:after="60"/>
             </w:pPr>
@@ -1334,7 +1374,7 @@
           <w:p>
             <w:pPr>
               <w:jc w:val="left"/>
-              <w:spacing w:before="0" w:after="120"/>
+              <w:spacing w:before="0" w:after="0"/>
             </w:pPr>
             <w:r>
               <w:t xml:space="preserve">{signer1_full_name}</w:t>
@@ -1342,33 +1382,12 @@
           </w:p>
           <w:p>
             <w:pPr>
-              <w:spacing w:before="0" w:after="0" w:line="240" w:lineRule="auto"/>
-            </w:pPr>
-          </w:p>
-          <w:p>
-            <w:pPr>
-              <w:spacing w:before="0" w:after="0" w:line="240" w:lineRule="auto"/>
-            </w:pPr>
-          </w:p>
-          <w:p>
-            <w:pPr>
-              <w:spacing w:before="0" w:after="0" w:line="240" w:lineRule="auto"/>
-            </w:pPr>
-          </w:p>
-          <w:p>
-            <w:pPr>
-              <w:spacing w:before="0" w:after="0" w:line="240" w:lineRule="auto"/>
-            </w:pPr>
-          </w:p>
-          <w:p>
-            <w:pPr>
-              <w:spacing w:before="0" w:after="0" w:line="240" w:lineRule="auto"/>
-            </w:pPr>
-          </w:p>
-          <w:p>
-            <w:pPr>
-              <w:spacing w:before="0" w:after="0" w:line="240" w:lineRule="auto"/>
-            </w:pPr>
+              <w:jc w:val="left"/>
+              <w:spacing w:before="0" w:after="240"/>
+            </w:pPr>
+            <w:r>
+              <w:t xml:space="preserve">kvalificirani elektronički potpis</w:t>
+            </w:r>
           </w:p>
         </w:tc>
         <w:tc>
@@ -1390,7 +1409,7 @@
           <w:p>
             <w:pPr>
               <w:jc w:val="left"/>
-              <w:spacing w:before="0" w:after="300"/>
+              <w:spacing w:before="0" w:after="60"/>
             </w:pPr>
             <w:r>
               <w:t xml:space="preserve">{signer2_organization}</w:t>
@@ -1398,6 +1417,36 @@
           </w:p>
           <w:p>
             <w:pPr>
+              <w:spacing w:before="0" w:after="0" w:line="240" w:lineRule="auto"/>
+            </w:pPr>
+          </w:p>
+          <w:p>
+            <w:pPr>
+              <w:spacing w:before="0" w:after="0" w:line="240" w:lineRule="auto"/>
+            </w:pPr>
+          </w:p>
+          <w:p>
+            <w:pPr>
+              <w:spacing w:before="0" w:after="0" w:line="240" w:lineRule="auto"/>
+            </w:pPr>
+          </w:p>
+          <w:p>
+            <w:pPr>
+              <w:spacing w:before="0" w:after="0" w:line="240" w:lineRule="auto"/>
+            </w:pPr>
+          </w:p>
+          <w:p>
+            <w:pPr>
+              <w:spacing w:before="0" w:after="0" w:line="240" w:lineRule="auto"/>
+            </w:pPr>
+          </w:p>
+          <w:p>
+            <w:pPr>
+              <w:spacing w:before="0" w:after="0" w:line="240" w:lineRule="auto"/>
+            </w:pPr>
+          </w:p>
+          <w:p>
+            <w:pPr>
               <w:jc w:val="left"/>
               <w:spacing w:before="0" w:after="60"/>
             </w:pPr>
@@ -1408,7 +1457,7 @@
           <w:p>
             <w:pPr>
               <w:jc w:val="left"/>
-              <w:spacing w:before="0" w:after="120"/>
+              <w:spacing w:before="0" w:after="0"/>
             </w:pPr>
             <w:r>
               <w:t xml:space="preserve">{signer2_full_name}</w:t>
@@ -1416,33 +1465,12 @@
           </w:p>
           <w:p>
             <w:pPr>
-              <w:spacing w:before="0" w:after="0" w:line="240" w:lineRule="auto"/>
-            </w:pPr>
-          </w:p>
-          <w:p>
-            <w:pPr>
-              <w:spacing w:before="0" w:after="0" w:line="240" w:lineRule="auto"/>
-            </w:pPr>
-          </w:p>
-          <w:p>
-            <w:pPr>
-              <w:spacing w:before="0" w:after="0" w:line="240" w:lineRule="auto"/>
-            </w:pPr>
-          </w:p>
-          <w:p>
-            <w:pPr>
-              <w:spacing w:before="0" w:after="0" w:line="240" w:lineRule="auto"/>
-            </w:pPr>
-          </w:p>
-          <w:p>
-            <w:pPr>
-              <w:spacing w:before="0" w:after="0" w:line="240" w:lineRule="auto"/>
-            </w:pPr>
-          </w:p>
-          <w:p>
-            <w:pPr>
-              <w:spacing w:before="0" w:after="0" w:line="240" w:lineRule="auto"/>
-            </w:pPr>
+              <w:jc w:val="left"/>
+              <w:spacing w:before="0" w:after="240"/>
+            </w:pPr>
+            <w:r>
+              <w:t xml:space="preserve">kvalificirani elektronički potpis</w:t>
+            </w:r>
           </w:p>
         </w:tc>
       </w:tr>
@@ -1466,7 +1494,37 @@
           <w:p>
             <w:pPr>
               <w:jc w:val="left"/>
-              <w:spacing w:before="0" w:after="300"/>
+              <w:spacing w:before="0" w:after="60"/>
+            </w:pPr>
+          </w:p>
+          <w:p>
+            <w:pPr>
+              <w:spacing w:before="0" w:after="0" w:line="240" w:lineRule="auto"/>
+            </w:pPr>
+          </w:p>
+          <w:p>
+            <w:pPr>
+              <w:spacing w:before="0" w:after="0" w:line="240" w:lineRule="auto"/>
+            </w:pPr>
+          </w:p>
+          <w:p>
+            <w:pPr>
+              <w:spacing w:before="0" w:after="0" w:line="240" w:lineRule="auto"/>
+            </w:pPr>
+          </w:p>
+          <w:p>
+            <w:pPr>
+              <w:spacing w:before="0" w:after="0" w:line="240" w:lineRule="auto"/>
+            </w:pPr>
+          </w:p>
+          <w:p>
+            <w:pPr>
+              <w:spacing w:before="0" w:after="0" w:line="240" w:lineRule="auto"/>
+            </w:pPr>
+          </w:p>
+          <w:p>
+            <w:pPr>
+              <w:spacing w:before="0" w:after="0" w:line="240" w:lineRule="auto"/>
             </w:pPr>
           </w:p>
           <w:p>
@@ -1481,7 +1539,7 @@
           <w:p>
             <w:pPr>
               <w:jc w:val="left"/>
-              <w:spacing w:before="0" w:after="120"/>
+              <w:spacing w:before="0" w:after="0"/>
             </w:pPr>
             <w:r>
               <w:t xml:space="preserve">{signer3_full_name}</w:t>
@@ -1489,33 +1547,12 @@
           </w:p>
           <w:p>
             <w:pPr>
-              <w:spacing w:before="0" w:after="0" w:line="240" w:lineRule="auto"/>
-            </w:pPr>
-          </w:p>
-          <w:p>
-            <w:pPr>
-              <w:spacing w:before="0" w:after="0" w:line="240" w:lineRule="auto"/>
-            </w:pPr>
-          </w:p>
-          <w:p>
-            <w:pPr>
-              <w:spacing w:before="0" w:after="0" w:line="240" w:lineRule="auto"/>
-            </w:pPr>
-          </w:p>
-          <w:p>
-            <w:pPr>
-              <w:spacing w:before="0" w:after="0" w:line="240" w:lineRule="auto"/>
-            </w:pPr>
-          </w:p>
-          <w:p>
-            <w:pPr>
-              <w:spacing w:before="0" w:after="0" w:line="240" w:lineRule="auto"/>
-            </w:pPr>
-          </w:p>
-          <w:p>
-            <w:pPr>
-              <w:spacing w:before="0" w:after="0" w:line="240" w:lineRule="auto"/>
-            </w:pPr>
+              <w:jc w:val="left"/>
+              <w:spacing w:before="0" w:after="240"/>
+            </w:pPr>
+            <w:r>
+              <w:t xml:space="preserve">kvalificirani elektronički potpis</w:t>
+            </w:r>
           </w:p>
         </w:tc>
         <w:tc>
